--- a/硬件选型记录及预算.docx
+++ b/硬件选型记录及预算.docx
@@ -1052,7 +1052,7 @@
                 <w:vertAlign w:val="baseline"/>
                 <w:lang w:val="en-US" w:eastAsia="zh-CN"/>
               </w:rPr>
-              <w:t>6.16</w:t>
+              <w:t>33.9</w:t>
             </w:r>
           </w:p>
         </w:tc>
@@ -1106,7 +1106,7 @@
                 <w:vertAlign w:val="baseline"/>
                 <w:lang w:val="en-US" w:eastAsia="zh-CN"/>
               </w:rPr>
-              <w:t>6.16</w:t>
+              <w:t>33.9</w:t>
             </w:r>
           </w:p>
         </w:tc>
@@ -1979,7 +1979,7 @@
           <w:szCs w:val="24"/>
           <w:lang w:val="en-US" w:eastAsia="zh-CN"/>
         </w:rPr>
-        <w:t>397.63</w:t>
+        <w:t>425.37</w:t>
       </w:r>
     </w:p>
     <w:p>
@@ -3823,7 +3823,7 @@
                 <w:szCs w:val="16"/>
                 <w:lang w:val="en-US" w:eastAsia="zh-CN"/>
               </w:rPr>
-              <w:t>中</w:t>
+              <w:t>低</w:t>
             </w:r>
             <w:r>
               <w:rPr>
@@ -3840,7 +3840,7 @@
                 <w:szCs w:val="16"/>
                 <w:lang w:val="en-US" w:eastAsia="zh-CN"/>
               </w:rPr>
-              <w:t>15</w:t>
+              <w:t>5</w:t>
             </w:r>
             <w:r>
               <w:rPr>
@@ -3848,7 +3848,7 @@
                 <w:sz w:val="16"/>
                 <w:szCs w:val="16"/>
               </w:rPr>
-              <w:t>-5</w:t>
+              <w:t>-</w:t>
             </w:r>
             <w:r>
               <w:rPr>
@@ -3857,7 +3857,7 @@
                 <w:szCs w:val="16"/>
                 <w:lang w:val="en-US" w:eastAsia="zh-CN"/>
               </w:rPr>
-              <w:t>0</w:t>
+              <w:t>10</w:t>
             </w:r>
             <w:r>
               <w:rPr>
@@ -4147,7 +4147,52 @@
           <w:sz w:val="16"/>
           <w:szCs w:val="16"/>
         </w:rPr>
-        <w:t>之间达到了最佳平衡，是中小规模嵌入式项目的首选。</w:t>
+        <w:t>之间达到了最佳平衡，是</w:t>
+      </w:r>
+      <w:r>
+        <w:rPr>
+          <w:rFonts w:hint="eastAsia" w:ascii="宋体" w:hAnsi="宋体" w:eastAsia="宋体" w:cs="宋体"/>
+          <w:sz w:val="16"/>
+          <w:szCs w:val="16"/>
+          <w:lang w:val="en-US" w:eastAsia="zh-CN"/>
+        </w:rPr>
+        <w:t>本</w:t>
+      </w:r>
+      <w:r>
+        <w:rPr>
+          <w:rFonts w:ascii="宋体" w:hAnsi="宋体" w:eastAsia="宋体" w:cs="宋体"/>
+          <w:sz w:val="16"/>
+          <w:szCs w:val="16"/>
+        </w:rPr>
+        <w:t>项目</w:t>
+      </w:r>
+      <w:r>
+        <w:rPr>
+          <w:rFonts w:hint="eastAsia" w:ascii="宋体" w:hAnsi="宋体" w:eastAsia="宋体" w:cs="宋体"/>
+          <w:sz w:val="16"/>
+          <w:szCs w:val="16"/>
+          <w:lang w:val="en-US" w:eastAsia="zh-CN"/>
+        </w:rPr>
+        <w:t>主控</w:t>
+      </w:r>
+      <w:bookmarkStart w:id="0" w:name="_GoBack"/>
+      <w:bookmarkEnd w:id="0"/>
+      <w:r>
+        <w:rPr>
+          <w:rFonts w:hint="eastAsia" w:ascii="宋体" w:hAnsi="宋体" w:eastAsia="宋体" w:cs="宋体"/>
+          <w:sz w:val="16"/>
+          <w:szCs w:val="16"/>
+          <w:lang w:val="en-US" w:eastAsia="zh-CN"/>
+        </w:rPr>
+        <w:t>芯片</w:t>
+      </w:r>
+      <w:r>
+        <w:rPr>
+          <w:rFonts w:ascii="宋体" w:hAnsi="宋体" w:eastAsia="宋体" w:cs="宋体"/>
+          <w:sz w:val="16"/>
+          <w:szCs w:val="16"/>
+        </w:rPr>
+        <w:t>的首选。</w:t>
       </w:r>
     </w:p>
     <w:p>
@@ -4707,6 +4752,12 @@
             <w:insideH w:val="single" w:color="auto" w:sz="4" w:space="0"/>
             <w:insideV w:val="single" w:color="auto" w:sz="4" w:space="0"/>
           </w:tblBorders>
+          <w:tblCellMar>
+            <w:top w:w="0" w:type="dxa"/>
+            <w:left w:w="108" w:type="dxa"/>
+            <w:bottom w:w="0" w:type="dxa"/>
+            <w:right w:w="108" w:type="dxa"/>
+          </w:tblCellMar>
         </w:tblPrEx>
         <w:trPr>
           <w:trHeight w:val="377" w:hRule="atLeast"/>
@@ -5720,7 +5771,49 @@
           <w:sz w:val="16"/>
           <w:szCs w:val="16"/>
         </w:rPr>
-        <w:t>之间达到了最佳平衡，是智能小车竞赛和创客项目的首选。</w:t>
+        <w:t>之间达到了最佳平衡，是</w:t>
+      </w:r>
+      <w:r>
+        <w:rPr>
+          <w:rFonts w:hint="eastAsia" w:ascii="宋体" w:hAnsi="宋体" w:eastAsia="宋体" w:cs="宋体"/>
+          <w:b w:val="0"/>
+          <w:bCs w:val="0"/>
+          <w:sz w:val="16"/>
+          <w:szCs w:val="16"/>
+          <w:lang w:val="en-US" w:eastAsia="zh-CN"/>
+        </w:rPr>
+        <w:t>本</w:t>
+      </w:r>
+      <w:r>
+        <w:rPr>
+          <w:rFonts w:ascii="宋体" w:hAnsi="宋体" w:eastAsia="宋体" w:cs="宋体"/>
+          <w:b w:val="0"/>
+          <w:bCs w:val="0"/>
+          <w:sz w:val="16"/>
+          <w:szCs w:val="16"/>
+        </w:rPr>
+        <w:t>项目</w:t>
+      </w:r>
+      <w:r>
+        <w:rPr>
+          <w:rFonts w:hint="eastAsia" w:ascii="宋体" w:hAnsi="宋体" w:eastAsia="宋体" w:cs="宋体"/>
+          <w:b w:val="0"/>
+          <w:bCs w:val="0"/>
+          <w:sz w:val="16"/>
+          <w:szCs w:val="16"/>
+          <w:lang w:val="en-US" w:eastAsia="zh-CN"/>
+        </w:rPr>
+        <w:t>巡线模块</w:t>
+      </w:r>
+      <w:r>
+        <w:rPr>
+          <w:rFonts w:ascii="宋体" w:hAnsi="宋体" w:eastAsia="宋体" w:cs="宋体"/>
+          <w:b w:val="0"/>
+          <w:bCs w:val="0"/>
+          <w:sz w:val="16"/>
+          <w:szCs w:val="16"/>
+        </w:rPr>
+        <w:t>的首选。</w:t>
       </w:r>
     </w:p>
     <w:p>
@@ -7270,7 +7363,24 @@
           <w:sz w:val="16"/>
           <w:szCs w:val="16"/>
         </w:rPr>
-        <w:t>之间达到了最佳平衡，是智能小车项目的首选动力方案。</w:t>
+        <w:t>之间达到了最佳平衡，是</w:t>
+      </w:r>
+      <w:r>
+        <w:rPr>
+          <w:rFonts w:hint="eastAsia" w:ascii="宋体" w:hAnsi="宋体" w:eastAsia="宋体" w:cs="宋体"/>
+          <w:sz w:val="16"/>
+          <w:szCs w:val="16"/>
+          <w:lang w:val="en-US" w:eastAsia="zh-CN"/>
+        </w:rPr>
+        <w:t>本</w:t>
+      </w:r>
+      <w:r>
+        <w:rPr>
+          <w:rFonts w:ascii="宋体" w:hAnsi="宋体" w:eastAsia="宋体" w:cs="宋体"/>
+          <w:sz w:val="16"/>
+          <w:szCs w:val="16"/>
+        </w:rPr>
+        <w:t>项目的首选动力方案。</w:t>
       </w:r>
     </w:p>
     <w:p>
@@ -8868,7 +8978,6 @@
           <w:kern w:val="0"/>
           <w:sz w:val="16"/>
           <w:szCs w:val="16"/>
-          <w:bdr w:val="none" w:color="auto" w:sz="0" w:space="0"/>
           <w:shd w:val="clear" w:fill="FFFFFF"/>
           <w:lang w:val="en-US" w:eastAsia="zh-CN" w:bidi="ar"/>
         </w:rPr>
@@ -8881,7 +8990,6 @@
           <w:kern w:val="0"/>
           <w:sz w:val="16"/>
           <w:szCs w:val="16"/>
-          <w:bdr w:val="none" w:color="auto" w:sz="0" w:space="0"/>
           <w:shd w:val="clear" w:fill="FFFFFF"/>
           <w:lang w:val="en-US" w:eastAsia="zh-CN" w:bidi="ar"/>
         </w:rPr>
@@ -8905,7 +9013,6 @@
           <w:kern w:val="0"/>
           <w:sz w:val="16"/>
           <w:szCs w:val="16"/>
-          <w:bdr w:val="none" w:color="auto" w:sz="0" w:space="0"/>
           <w:shd w:val="clear" w:fill="FFFFFF"/>
           <w:lang w:val="en-US" w:eastAsia="zh-CN" w:bidi="ar"/>
         </w:rPr>
@@ -11294,7 +11401,41 @@
           <w:sz w:val="16"/>
           <w:szCs w:val="16"/>
         </w:rPr>
-        <w:t>上更优，是嵌入式 AI 项目的首选。</w:t>
+        <w:t>上更优，是</w:t>
+      </w:r>
+      <w:r>
+        <w:rPr>
+          <w:rFonts w:hint="eastAsia" w:ascii="宋体" w:hAnsi="宋体" w:eastAsia="宋体" w:cs="宋体"/>
+          <w:sz w:val="16"/>
+          <w:szCs w:val="16"/>
+          <w:lang w:val="en-US" w:eastAsia="zh-CN"/>
+        </w:rPr>
+        <w:t>本</w:t>
+      </w:r>
+      <w:r>
+        <w:rPr>
+          <w:rFonts w:ascii="宋体" w:hAnsi="宋体" w:eastAsia="宋体" w:cs="宋体"/>
+          <w:sz w:val="16"/>
+          <w:szCs w:val="16"/>
+        </w:rPr>
+        <w:t>项目</w:t>
+      </w:r>
+      <w:r>
+        <w:rPr>
+          <w:rFonts w:hint="eastAsia" w:ascii="宋体" w:hAnsi="宋体" w:eastAsia="宋体" w:cs="宋体"/>
+          <w:sz w:val="16"/>
+          <w:szCs w:val="16"/>
+          <w:lang w:val="en-US" w:eastAsia="zh-CN"/>
+        </w:rPr>
+        <w:t>识别模块</w:t>
+      </w:r>
+      <w:r>
+        <w:rPr>
+          <w:rFonts w:ascii="宋体" w:hAnsi="宋体" w:eastAsia="宋体" w:cs="宋体"/>
+          <w:sz w:val="16"/>
+          <w:szCs w:val="16"/>
+        </w:rPr>
+        <w:t>的首选。</w:t>
       </w:r>
     </w:p>
     <w:p>
@@ -13112,7 +13253,41 @@
           <w:sz w:val="16"/>
           <w:szCs w:val="16"/>
         </w:rPr>
-        <w:t>之间达到了最佳平衡，是中小项目测距的首选。</w:t>
+        <w:t>之间达到了最佳平衡，是</w:t>
+      </w:r>
+      <w:r>
+        <w:rPr>
+          <w:rFonts w:hint="eastAsia" w:ascii="宋体" w:hAnsi="宋体" w:eastAsia="宋体" w:cs="宋体"/>
+          <w:sz w:val="16"/>
+          <w:szCs w:val="16"/>
+          <w:lang w:val="en-US" w:eastAsia="zh-CN"/>
+        </w:rPr>
+        <w:t>本</w:t>
+      </w:r>
+      <w:r>
+        <w:rPr>
+          <w:rFonts w:ascii="宋体" w:hAnsi="宋体" w:eastAsia="宋体" w:cs="宋体"/>
+          <w:sz w:val="16"/>
+          <w:szCs w:val="16"/>
+        </w:rPr>
+        <w:t>项目测距</w:t>
+      </w:r>
+      <w:r>
+        <w:rPr>
+          <w:rFonts w:hint="eastAsia" w:ascii="宋体" w:hAnsi="宋体" w:eastAsia="宋体" w:cs="宋体"/>
+          <w:sz w:val="16"/>
+          <w:szCs w:val="16"/>
+          <w:lang w:val="en-US" w:eastAsia="zh-CN"/>
+        </w:rPr>
+        <w:t>模块</w:t>
+      </w:r>
+      <w:r>
+        <w:rPr>
+          <w:rFonts w:ascii="宋体" w:hAnsi="宋体" w:eastAsia="宋体" w:cs="宋体"/>
+          <w:sz w:val="16"/>
+          <w:szCs w:val="16"/>
+        </w:rPr>
+        <w:t>的首选。</w:t>
       </w:r>
     </w:p>
     <w:p>
@@ -14683,8 +14858,6 @@
               </w:rPr>
               <w:t>5</w:t>
             </w:r>
-            <w:bookmarkStart w:id="0" w:name="_GoBack"/>
-            <w:bookmarkEnd w:id="0"/>
             <w:r>
               <w:rPr>
                 <w:rFonts w:ascii="宋体" w:hAnsi="宋体" w:eastAsia="宋体" w:cs="宋体"/>
@@ -14900,7 +15073,25 @@
           <w:sz w:val="16"/>
           <w:szCs w:val="16"/>
         </w:rPr>
-        <w:t>上无可替代，是电子爱好者的第一块开发板。</w:t>
+        <w:t>上无可替代，是</w:t>
+      </w:r>
+      <w:r>
+        <w:rPr>
+          <w:rFonts w:hint="eastAsia"/>
+          <w:color w:val="1F2329"/>
+          <w:sz w:val="16"/>
+          <w:szCs w:val="16"/>
+          <w:lang w:val="en-US" w:eastAsia="zh-CN"/>
+        </w:rPr>
+        <w:t>本项目开发板的首选</w:t>
+      </w:r>
+      <w:r>
+        <w:rPr>
+          <w:color w:val="1F2329"/>
+          <w:sz w:val="16"/>
+          <w:szCs w:val="16"/>
+        </w:rPr>
+        <w:t>。</w:t>
       </w:r>
     </w:p>
     <w:p>
